--- a/public/gallery/examples/product-manager/zh-hans/resume.docx
+++ b/public/gallery/examples/product-manager/zh-hans/resume.docx
@@ -66,7 +66,7 @@
         </w:rPr>
         <w:t xml:space="preserve">📧 </w:t>
       </w:r>
-      <w:hyperlink w:history="1" r:id="rIdxgjocblfkxkzoszj1c-ll">
+      <w:hyperlink w:history="1" r:id="rIdlilgjpozal5rff4eushmo">
         <w:r>
           <w:rPr>
             <w:sz w:val="18"/>
@@ -89,7 +89,7 @@
         </w:rPr>
         <w:t xml:space="preserve">🔗 </w:t>
       </w:r>
-      <w:hyperlink w:history="1" r:id="rIdb-evz-asvguvda4ejy5gn">
+      <w:hyperlink w:history="1" r:id="rId0thid3psnedgozpwpsfrv">
         <w:r>
           <w:rPr>
             <w:sz w:val="18"/>
@@ -124,7 +124,7 @@
         <w:spacing w:after="200" w:line="276"/>
         <w:jc w:val="center"/>
       </w:pPr>
-      <w:hyperlink w:history="1" r:id="rIdgc-zkkbq4w3hfp2qu_jay">
+      <w:hyperlink w:history="1" r:id="rIdc5pxuppj3vdjyw5jrvy-g">
         <w:r>
           <w:rPr>
             <w:sz w:val="18"/>
@@ -140,7 +140,7 @@
         </w:rPr>
         <w:t xml:space="preserve"> • </w:t>
       </w:r>
-      <w:hyperlink w:history="1" r:id="rIderjc95qn6atrh8ejzvhr1">
+      <w:hyperlink w:history="1" r:id="rIdw2-iwcip6zxjgdxliiafx">
         <w:r>
           <w:rPr>
             <w:sz w:val="18"/>
@@ -280,7 +280,7 @@
         </w:rPr>
         <w:t xml:space="preserve">	</w:t>
       </w:r>
-      <w:hyperlink w:history="1" r:id="rIdab-ysulmlb6k7mewspcxc">
+      <w:hyperlink w:history="1" r:id="rIdvowbbmi0fqa4bupw8rld3">
         <w:r>
           <w:rPr>
             <w:sz w:val="18"/>
@@ -424,7 +424,7 @@
         </w:rPr>
         <w:t xml:space="preserve">	</w:t>
       </w:r>
-      <w:hyperlink w:history="1" r:id="rIdpce9sic90hdxh8oomulky">
+      <w:hyperlink w:history="1" r:id="rId8mfssq-6mu_tqavtrvlrz">
         <w:r>
           <w:rPr>
             <w:sz w:val="18"/>
@@ -587,7 +587,7 @@
         </w:rPr>
         <w:t xml:space="preserve">	</w:t>
       </w:r>
-      <w:hyperlink w:history="1" r:id="rIdwxyqbybe1nyezzj1gngiu">
+      <w:hyperlink w:history="1" r:id="rIdlm1fbisipfcfqqspszxz_">
         <w:r>
           <w:rPr>
             <w:sz w:val="18"/>
@@ -750,7 +750,7 @@
         </w:rPr>
         <w:t xml:space="preserve">	</w:t>
       </w:r>
-      <w:hyperlink w:history="1" r:id="rIdraft2dmbqr8rle_9t2351">
+      <w:hyperlink w:history="1" r:id="rIdrstdl5slem13ierjgixfi">
         <w:r>
           <w:rPr>
             <w:sz w:val="18"/>
@@ -894,7 +894,7 @@
         </w:rPr>
         <w:t xml:space="preserve">	</w:t>
       </w:r>
-      <w:hyperlink w:history="1" r:id="rId4mbps-ojfqursx6ujlhkv">
+      <w:hyperlink w:history="1" r:id="rIdqtrsjzgfxluwixzjodqsw">
         <w:r>
           <w:rPr>
             <w:sz w:val="18"/>
@@ -1364,7 +1364,7 @@
         </w:rPr>
         <w:t xml:space="preserve">	</w:t>
       </w:r>
-      <w:hyperlink w:history="1" r:id="rIdhxhedpmfad8ruvzk2btdk">
+      <w:hyperlink w:history="1" r:id="rIdvoz0nmspanr_am33tya8k">
         <w:r>
           <w:rPr>
             <w:sz w:val="18"/>
@@ -1430,7 +1430,7 @@
         </w:rPr>
         <w:t xml:space="preserve">	</w:t>
       </w:r>
-      <w:hyperlink w:history="1" r:id="rIdkb1qu18njhj22zwybpytz">
+      <w:hyperlink w:history="1" r:id="rIduuerpnhhuuiywev1qvtfm">
         <w:r>
           <w:rPr>
             <w:sz w:val="18"/>
@@ -1515,7 +1515,7 @@
         </w:rPr>
         <w:t xml:space="preserve">	</w:t>
       </w:r>
-      <w:hyperlink w:history="1" r:id="rIdbs7jqeefsancoj30xn1mp">
+      <w:hyperlink w:history="1" r:id="rIdzgtqlquwl0aef7cihnlxr">
         <w:r>
           <w:rPr>
             <w:sz w:val="18"/>
@@ -1612,7 +1612,7 @@
         </w:rPr>
         <w:t xml:space="preserve">	</w:t>
       </w:r>
-      <w:hyperlink w:history="1" r:id="rIdiotqilz4ujrhbdyzvxpx3">
+      <w:hyperlink w:history="1" r:id="rIdsdnikbkz7uhl0zftyiilo">
         <w:r>
           <w:rPr>
             <w:sz w:val="18"/>
@@ -1963,7 +1963,7 @@
         </w:rPr>
         <w:t xml:space="preserve">	</w:t>
       </w:r>
-      <w:hyperlink w:history="1" r:id="rIdx1iyhhgwvi-vzigcqliws">
+      <w:hyperlink w:history="1" r:id="rIdvgmxiaciqcb2i8lhp7qlv">
         <w:r>
           <w:rPr>
             <w:sz w:val="18"/>
